--- a/docs/teaching/nexacare-whitegum/LAWS3850_Rose_Teaching_Guide.docx
+++ b/docs/teaching/nexacare-whitegum/LAWS3850_Rose_Teaching_Guide.docx
@@ -6,7 +6,7 @@
       <w:pPr>
         <w:pStyle w:val="Heading1"/>
       </w:pPr>
-      <w:bookmarkStart w:id="20" w:name="Xf25e5dc729884a11cf2bde6dbf384676340cfab"/>
+      <w:bookmarkStart w:id="20" w:name="Xfa340a972bd12e2e5b8fba1364ee6b2deb6a0ab"/>
       <w:r>
         <w:t xml:space="preserve">LAWS3850 — Teaching Guide for Rose: the NexaCare / Whitegum case study</w:t>
       </w:r>
@@ -20,7 +20,13 @@
         <w:rPr>
           <w:i/>
         </w:rPr>
-        <w:t xml:space="preserve">Master instructor guide. Research and educational use only; nothing Rose produces is legal advice, and every citation must be human-verified before it is relied on. Companion documents: </w:t>
+        <w:t xml:space="preserve">Master instructor guide. Research and educational use only; nothing Rose produces is legal advice, and every citation must be human-verified before it is relied on. Companion documents:</w:t>
+      </w:r>
+      <w:r>
+        <w:rPr>
+          <w:i/>
+        </w:rPr>
+        <w:t xml:space="preserve"> </w:t>
       </w:r>
       <w:r>
         <w:rPr>
@@ -33,7 +39,19 @@
         <w:rPr>
           <w:i/>
         </w:rPr>
-        <w:t xml:space="preserve"> (rationale), </w:t>
+        <w:t xml:space="preserve"> </w:t>
+      </w:r>
+      <w:r>
+        <w:rPr>
+          <w:i/>
+        </w:rPr>
+        <w:t xml:space="preserve">(rationale),</w:t>
+      </w:r>
+      <w:r>
+        <w:rPr>
+          <w:i/>
+        </w:rPr>
+        <w:t xml:space="preserve"> </w:t>
       </w:r>
       <w:r>
         <w:rPr>
@@ -46,7 +64,19 @@
         <w:rPr>
           <w:i/>
         </w:rPr>
-        <w:t xml:space="preserve"> (answer-key design notes), </w:t>
+        <w:t xml:space="preserve"> </w:t>
+      </w:r>
+      <w:r>
+        <w:rPr>
+          <w:i/>
+        </w:rPr>
+        <w:t xml:space="preserve">(answer-key design notes),</w:t>
+      </w:r>
+      <w:r>
+        <w:rPr>
+          <w:i/>
+        </w:rPr>
+        <w:t xml:space="preserve"> </w:t>
       </w:r>
       <w:r>
         <w:rPr>
@@ -59,7 +89,19 @@
         <w:rPr>
           <w:i/>
         </w:rPr>
-        <w:t xml:space="preserve"> (student-facing prompts), and the </w:t>
+        <w:t xml:space="preserve"> </w:t>
+      </w:r>
+      <w:r>
+        <w:rPr>
+          <w:i/>
+        </w:rPr>
+        <w:t xml:space="preserve">(student-facing prompts), and the</w:t>
+      </w:r>
+      <w:r>
+        <w:rPr>
+          <w:i/>
+        </w:rPr>
+        <w:t xml:space="preserve"> </w:t>
       </w:r>
       <w:r>
         <w:rPr>
@@ -72,7 +114,13 @@
         <w:rPr>
           <w:i/>
         </w:rPr>
-        <w:t xml:space="preserve"> folder (re-runnable SQL + CSVs).</w:t>
+        <w:t xml:space="preserve"> </w:t>
+      </w:r>
+      <w:r>
+        <w:rPr>
+          <w:i/>
+        </w:rPr>
+        <w:t xml:space="preserve">folder (re-runnable SQL + CSVs).</w:t>
       </w:r>
     </w:p>
     <w:p>
@@ -86,7 +134,7 @@
       <w:pPr>
         <w:pStyle w:val="Heading2"/>
       </w:pPr>
-      <w:bookmarkStart w:id="21" w:name="X412dda37e299d038f3e86cf16f3170b2a9ceadc"/>
+      <w:bookmarkStart w:id="21" w:name="what-this-is"/>
       <w:r>
         <w:t xml:space="preserve">1. What this is</w:t>
       </w:r>
@@ -123,7 +171,13 @@
         <w:t xml:space="preserve">As the means</w:t>
       </w:r>
       <w:r>
-        <w:t xml:space="preserve"> — students run scoping, diligence, drafting, review and verification tasks to </w:t>
+        <w:t xml:space="preserve"> </w:t>
+      </w:r>
+      <w:r>
+        <w:t xml:space="preserve">— students run scoping, diligence, drafting, review and verification tasks to</w:t>
+      </w:r>
+      <w:r>
+        <w:t xml:space="preserve"> </w:t>
       </w:r>
       <w:r>
         <w:rPr>
@@ -132,7 +186,10 @@
         <w:t xml:space="preserve">do</w:t>
       </w:r>
       <w:r>
-        <w:t xml:space="preserve"> the LPM activity for each week.</w:t>
+        <w:t xml:space="preserve"> </w:t>
+      </w:r>
+      <w:r>
+        <w:t xml:space="preserve">the LPM activity for each week.</w:t>
       </w:r>
     </w:p>
     <w:p>
@@ -150,16 +207,22 @@
         <w:t xml:space="preserve">As the object of study</w:t>
       </w:r>
       <w:r>
-        <w:t xml:space="preserve"> — Rose's own controls (approval gates, role-scoped tools, citation-verification, audit log, cost tracking) are specimens for the Week-4 and Week-8 discussions on GenAI in legal practice.</w:t>
+        <w:t xml:space="preserve"> </w:t>
+      </w:r>
+      <w:r>
+        <w:t xml:space="preserve">— Rose’s own controls (approval gates, role-scoped tools, citation-verification, audit log, cost tracking) are specimens for the Week-4 and Week-8 discussions on GenAI in legal practice.</w:t>
       </w:r>
     </w:p>
     <w:p>
       <w:pPr>
         <w:pStyle w:val="Heading2"/>
       </w:pPr>
-      <w:bookmarkStart w:id="22" w:name="X9fe5808a33da01aed779ae8f50b9e4ad505409c"/>
-      <w:r>
-        <w:t xml:space="preserve">2. What is installed (all instructor-owned, shared to the class project as </w:t>
+      <w:bookmarkStart w:id="22" w:name="X1910d3ad9e81a1fc3ffd44bed8a78caf69e1fe6"/>
+      <w:r>
+        <w:t xml:space="preserve">2. What is installed (all instructor-owned, shared to the class project as</w:t>
+      </w:r>
+      <w:r>
+        <w:t xml:space="preserve"> </w:t>
       </w:r>
       <w:r>
         <w:rPr>
@@ -175,10 +238,14 @@
     <w:tbl>
       <w:tblPr>
         <w:tblStyle w:val="Table"/>
-        <w:tblW w:type="pct" w:w="0.0"/>
+        <w:tblW w:type="pct" w:w="5000.0"/>
         <w:tblLook w:firstRow="1"/>
       </w:tblPr>
-      <w:tblGrid/>
+      <w:tblGrid>
+        <w:gridCol w:w="2640"/>
+        <w:gridCol w:w="2640"/>
+        <w:gridCol w:w="2640"/>
+      </w:tblGrid>
       <w:tr>
         <w:trPr>
           <w:cnfStyle w:firstRow="1"/>
@@ -265,7 +332,19 @@
               <w:jc w:val="left"/>
             </w:pPr>
             <w:r>
-              <w:t xml:space="preserve">"NexaCare — Whitegum Acquisition" with K&amp;S house conventions injected into every chat</w:t>
+              <w:t xml:space="preserve">“</w:t>
+            </w:r>
+            <w:r>
+              <w:t xml:space="preserve">NexaCare — Whitegum Acquisition</w:t>
+            </w:r>
+            <w:r>
+              <w:t xml:space="preserve">”</w:t>
+            </w:r>
+            <w:r>
+              <w:t xml:space="preserve"> </w:t>
+            </w:r>
+            <w:r>
+              <w:t xml:space="preserve">with K&amp;S house conventions injected into every chat</w:t>
             </w:r>
           </w:p>
         </w:tc>
@@ -638,7 +717,13 @@
         <w:t xml:space="preserve">A note on the calendar.</w:t>
       </w:r>
       <w:r>
-        <w:t xml:space="preserve"> The matter tracker has been rolled onto a </w:t>
+        <w:t xml:space="preserve"> </w:t>
+      </w:r>
+      <w:r>
+        <w:t xml:space="preserve">The matter tracker has been rolled onto a</w:t>
+      </w:r>
+      <w:r>
+        <w:t xml:space="preserve"> </w:t>
       </w:r>
       <w:r>
         <w:rPr>
@@ -647,7 +732,28 @@
         <w:t xml:space="preserve">live teaching calendar</w:t>
       </w:r>
       <w:r>
-        <w:t xml:space="preserve">: the in-narrative "crisis Monday" is set to </w:t>
+        <w:t xml:space="preserve">: the in-narrative</w:t>
+      </w:r>
+      <w:r>
+        <w:t xml:space="preserve"> </w:t>
+      </w:r>
+      <w:r>
+        <w:t xml:space="preserve">“</w:t>
+      </w:r>
+      <w:r>
+        <w:t xml:space="preserve">crisis Monday</w:t>
+      </w:r>
+      <w:r>
+        <w:t xml:space="preserve">”</w:t>
+      </w:r>
+      <w:r>
+        <w:t xml:space="preserve"> </w:t>
+      </w:r>
+      <w:r>
+        <w:t xml:space="preserve">is set to</w:t>
+      </w:r>
+      <w:r>
+        <w:t xml:space="preserve"> </w:t>
       </w:r>
       <w:r>
         <w:rPr>
@@ -656,7 +762,10 @@
         <w:t xml:space="preserve">Monday 20 July 2026</w:t>
       </w:r>
       <w:r>
-        <w:t xml:space="preserve">, so the MediTrax five-business-day deadline falls on </w:t>
+        <w:t xml:space="preserve">, so the MediTrax five-business-day deadline falls on</w:t>
+      </w:r>
+      <w:r>
+        <w:t xml:space="preserve"> </w:t>
       </w:r>
       <w:r>
         <w:rPr>
@@ -665,7 +774,13 @@
         <w:t xml:space="preserve">Monday 27 July 2026</w:t>
       </w:r>
       <w:r>
-        <w:t xml:space="preserve"> and the app's deadline sweep will raise notifications as it approaches. Weekday relationships are preserved. The </w:t>
+        <w:t xml:space="preserve"> </w:t>
+      </w:r>
+      <w:r>
+        <w:t xml:space="preserve">and the app’s deadline sweep will raise notifications as it approaches. Weekday relationships are preserved. The</w:t>
+      </w:r>
+      <w:r>
+        <w:t xml:space="preserve"> </w:t>
       </w:r>
       <w:r>
         <w:rPr>
@@ -674,7 +789,28 @@
         <w:t xml:space="preserve">source documents keep their original in-narrative dates</w:t>
       </w:r>
       <w:r>
-        <w:t xml:space="preserve"> (the letters and emails are the record "as sent"); read 8 September in the documents as the same in-narrative crisis day the tracker now dates to 20 July. To re-anchor for a later teaching block, re-run the date-shift in </w:t>
+        <w:t xml:space="preserve"> </w:t>
+      </w:r>
+      <w:r>
+        <w:t xml:space="preserve">(the letters and emails are the record</w:t>
+      </w:r>
+      <w:r>
+        <w:t xml:space="preserve"> </w:t>
+      </w:r>
+      <w:r>
+        <w:t xml:space="preserve">“</w:t>
+      </w:r>
+      <w:r>
+        <w:t xml:space="preserve">as sent</w:t>
+      </w:r>
+      <w:r>
+        <w:t xml:space="preserve">”</w:t>
+      </w:r>
+      <w:r>
+        <w:t xml:space="preserve">); read 8 September in the documents as the same in-narrative crisis day the tracker now dates to 20 July. To re-anchor for a later teaching block, re-run the date-shift in</w:t>
+      </w:r>
+      <w:r>
+        <w:t xml:space="preserve"> </w:t>
       </w:r>
       <w:r>
         <w:rPr>
@@ -683,14 +819,17 @@
         <w:t xml:space="preserve">seed/</w:t>
       </w:r>
       <w:r>
-        <w:t xml:space="preserve"> with a new target Monday.</w:t>
+        <w:t xml:space="preserve"> </w:t>
+      </w:r>
+      <w:r>
+        <w:t xml:space="preserve">with a new target Monday.</w:t>
       </w:r>
     </w:p>
     <w:p>
       <w:pPr>
         <w:pStyle w:val="Heading2"/>
       </w:pPr>
-      <w:bookmarkStart w:id="23" w:name="Xf5774dc1689157adf68a5da1fcd0c99a6ac7397"/>
+      <w:bookmarkStart w:id="23" w:name="how-to-run-an-activity-the-standard-loop"/>
       <w:r>
         <w:t xml:space="preserve">3. How to run an activity (the standard loop)</w:t>
       </w:r>
@@ -705,7 +844,10 @@
         <w:pStyle w:val="Compact"/>
       </w:pPr>
       <w:r>
-        <w:t xml:space="preserve">Open the </w:t>
+        <w:t xml:space="preserve">Open the</w:t>
+      </w:r>
+      <w:r>
+        <w:t xml:space="preserve"> </w:t>
       </w:r>
       <w:r>
         <w:rPr>
@@ -714,7 +856,13 @@
         <w:t xml:space="preserve">Workflows</w:t>
       </w:r>
       <w:r>
-        <w:t xml:space="preserve"> page and pick the workflow for the week (they are prefixed W1–W8 or tagged </w:t>
+        <w:t xml:space="preserve"> </w:t>
+      </w:r>
+      <w:r>
+        <w:t xml:space="preserve">page and pick the workflow for the week (they are prefixed W1–W8 or tagged</w:t>
+      </w:r>
+      <w:r>
+        <w:t xml:space="preserve"> </w:t>
       </w:r>
       <w:r>
         <w:rPr>
@@ -735,7 +883,10 @@
         <w:pStyle w:val="Compact"/>
       </w:pPr>
       <w:r>
-        <w:t xml:space="preserve">Attach the relevant matter documents (the picker lists the Library) and click </w:t>
+        <w:t xml:space="preserve">Attach the relevant matter documents (the picker lists the Library) and click</w:t>
+      </w:r>
+      <w:r>
+        <w:t xml:space="preserve"> </w:t>
       </w:r>
       <w:r>
         <w:rPr>
@@ -756,7 +907,10 @@
         <w:pStyle w:val="Compact"/>
       </w:pPr>
       <w:r>
-        <w:t xml:space="preserve">The run appears under </w:t>
+        <w:t xml:space="preserve">The run appears under</w:t>
+      </w:r>
+      <w:r>
+        <w:t xml:space="preserve"> </w:t>
       </w:r>
       <w:r>
         <w:rPr>
@@ -765,7 +919,13 @@
         <w:t xml:space="preserve">Agents</w:t>
       </w:r>
       <w:r>
-        <w:t xml:space="preserve"> as </w:t>
+        <w:t xml:space="preserve"> </w:t>
+      </w:r>
+      <w:r>
+        <w:t xml:space="preserve">as</w:t>
+      </w:r>
+      <w:r>
+        <w:t xml:space="preserve"> </w:t>
       </w:r>
       <w:r>
         <w:rPr>
@@ -774,7 +934,10 @@
         <w:t xml:space="preserve">awaiting approval</w:t>
       </w:r>
       <w:r>
-        <w:t xml:space="preserve">. </w:t>
+        <w:t xml:space="preserve">.</w:t>
+      </w:r>
+      <w:r>
+        <w:t xml:space="preserve"> </w:t>
       </w:r>
       <w:r>
         <w:rPr>
@@ -783,7 +946,10 @@
         <w:t xml:space="preserve">Review and edit the plan before approving</w:t>
       </w:r>
       <w:r>
-        <w:t xml:space="preserve"> — this is the supervision moment: are the steps role-appropriate? Is a drafting step doing research it should not? Would you let a junior run with these instructions?</w:t>
+        <w:t xml:space="preserve"> </w:t>
+      </w:r>
+      <w:r>
+        <w:t xml:space="preserve">— this is the supervision moment: are the steps role-appropriate? Is a drafting step doing research it should not? Would you let a junior run with these instructions?</w:t>
       </w:r>
     </w:p>
     <w:p>
@@ -807,7 +973,10 @@
         <w:pStyle w:val="Compact"/>
       </w:pPr>
       <w:r>
-        <w:t xml:space="preserve">For anything with legal propositions, run </w:t>
+        <w:t xml:space="preserve">For anything with legal propositions, run</w:t>
+      </w:r>
+      <w:r>
+        <w:t xml:space="preserve"> </w:t>
       </w:r>
       <w:r>
         <w:rPr>
@@ -816,7 +985,10 @@
         <w:t xml:space="preserve">Verify</w:t>
       </w:r>
       <w:r>
-        <w:t xml:space="preserve"> and adjudicate each assertion yourself via the AustLII/Jade search links.</w:t>
+        <w:t xml:space="preserve"> </w:t>
+      </w:r>
+      <w:r>
+        <w:t xml:space="preserve">and adjudicate each assertion yourself via the AustLII/Jade search links.</w:t>
       </w:r>
     </w:p>
     <w:p>
@@ -824,7 +996,10 @@
         <w:pStyle w:val="FirstParagraph"/>
       </w:pPr>
       <w:r>
-        <w:t xml:space="preserve">Emphasise throughout: the point is the student's </w:t>
+        <w:t xml:space="preserve">Emphasise throughout: the point is the student’s</w:t>
+      </w:r>
+      <w:r>
+        <w:t xml:space="preserve"> </w:t>
       </w:r>
       <w:r>
         <w:rPr>
@@ -847,7 +1022,7 @@
       <w:pPr>
         <w:pStyle w:val="Heading2"/>
       </w:pPr>
-      <w:bookmarkStart w:id="24" w:name="X4a0c57a261d259a46c9c55ddc55b0393b717943"/>
+      <w:bookmarkStart w:id="24" w:name="week-by-week"/>
       <w:r>
         <w:t xml:space="preserve">4. Week-by-week</w:t>
       </w:r>
@@ -857,7 +1032,7 @@
       <w:pPr>
         <w:pStyle w:val="Heading3"/>
       </w:pPr>
-      <w:bookmarkStart w:id="25" w:name="week-1--scoping--estimating"/>
+      <w:bookmarkStart w:id="25" w:name="week-1-scoping-estimating"/>
       <w:r>
         <w:t xml:space="preserve">Week 1 — Scoping &amp; estimating</w:t>
       </w:r>
@@ -878,7 +1053,10 @@
         <w:t xml:space="preserve">LPM focus:</w:t>
       </w:r>
       <w:r>
-        <w:t xml:space="preserve"> scoping, WBS/gantt, estimating and cognitive biases, value pricing.</w:t>
+        <w:t xml:space="preserve"> </w:t>
+      </w:r>
+      <w:r>
+        <w:t xml:space="preserve">scoping, WBS/gantt, estimating and cognitive biases, value pricing.</w:t>
       </w:r>
     </w:p>
     <w:p>
@@ -905,7 +1083,13 @@
         <w:t xml:space="preserve">Scope a matter from a client brief (W1)</w:t>
       </w:r>
       <w:r>
-        <w:t xml:space="preserve"> → compare Rose's WBS against the provided </w:t>
+        <w:t xml:space="preserve"> </w:t>
+      </w:r>
+      <w:r>
+        <w:t xml:space="preserve">→ compare Rose’s WBS against the provided</w:t>
+      </w:r>
+      <w:r>
+        <w:t xml:space="preserve"> </w:t>
       </w:r>
       <w:r>
         <w:rPr>
@@ -914,7 +1098,10 @@
         <w:t xml:space="preserve">NexaCare_MSA_WBS.xlsx</w:t>
       </w:r>
       <w:r>
-        <w:t xml:space="preserve">; then </w:t>
+        <w:t xml:space="preserve">; then</w:t>
+      </w:r>
+      <w:r>
+        <w:t xml:space="preserve"> </w:t>
       </w:r>
       <w:r>
         <w:rPr>
@@ -941,7 +1128,10 @@
         <w:t xml:space="preserve">Objective:</w:t>
       </w:r>
       <w:r>
-        <w:t xml:space="preserve"> students can turn a brief into a defensible scope, assumptions and fixed-fee milestones, and can name the biases distorting their estimates.</w:t>
+        <w:t xml:space="preserve"> </w:t>
+      </w:r>
+      <w:r>
+        <w:t xml:space="preserve">students can turn a brief into a defensible scope, assumptions and fixed-fee milestones, and can name the biases distorting their estimates.</w:t>
       </w:r>
     </w:p>
     <w:p>
@@ -959,7 +1149,37 @@
         <w:t xml:space="preserve">Facilitate:</w:t>
       </w:r>
       <w:r>
-        <w:t xml:space="preserve"> "What did Rose over-scope or miss?" "Which estimate is most exposed to the planning fallacy?" Show the </w:t>
+        <w:t xml:space="preserve"> </w:t>
+      </w:r>
+      <w:r>
+        <w:t xml:space="preserve">“</w:t>
+      </w:r>
+      <w:r>
+        <w:t xml:space="preserve">What did Rose over-scope or miss?</w:t>
+      </w:r>
+      <w:r>
+        <w:t xml:space="preserve">”</w:t>
+      </w:r>
+      <w:r>
+        <w:t xml:space="preserve"> </w:t>
+      </w:r>
+      <w:r>
+        <w:t xml:space="preserve">“</w:t>
+      </w:r>
+      <w:r>
+        <w:t xml:space="preserve">Which estimate is most exposed to the planning fallacy?</w:t>
+      </w:r>
+      <w:r>
+        <w:t xml:space="preserve">”</w:t>
+      </w:r>
+      <w:r>
+        <w:t xml:space="preserve"> </w:t>
+      </w:r>
+      <w:r>
+        <w:t xml:space="preserve">Show the</w:t>
+      </w:r>
+      <w:r>
+        <w:t xml:space="preserve"> </w:t>
       </w:r>
       <w:r>
         <w:rPr>
@@ -968,7 +1188,10 @@
         <w:t xml:space="preserve">cost badge / usage page</w:t>
       </w:r>
       <w:r>
-        <w:t xml:space="preserve"> — real AUD per task — and connect to the Victorian LSB value-pricing reading.</w:t>
+        <w:t xml:space="preserve"> </w:t>
+      </w:r>
+      <w:r>
+        <w:t xml:space="preserve">— real AUD per task — and connect to the Victorian LSB value-pricing reading.</w:t>
       </w:r>
     </w:p>
     <w:p>
@@ -986,14 +1209,17 @@
         <w:t xml:space="preserve">Answer-key cue:</w:t>
       </w:r>
       <w:r>
-        <w:t xml:space="preserve"> a good scope must surface the five workstreams (EHR/data migration, landlord consents, TSAs, employment transfer, privacy) and tie the 10% holdback to completion.</w:t>
+        <w:t xml:space="preserve"> </w:t>
+      </w:r>
+      <w:r>
+        <w:t xml:space="preserve">a good scope must surface the five workstreams (EHR/data migration, landlord consents, TSAs, employment transfer, privacy) and tie the 10% holdback to completion.</w:t>
       </w:r>
     </w:p>
     <w:p>
       <w:pPr>
         <w:pStyle w:val="Heading3"/>
       </w:pPr>
-      <w:bookmarkStart w:id="26" w:name="week-2--teams-leadership--communication"/>
+      <w:bookmarkStart w:id="26" w:name="week-2-teams-leadership-communication"/>
       <w:r>
         <w:t xml:space="preserve">Week 2 — Teams, leadership &amp; communication</w:t>
       </w:r>
@@ -1014,7 +1240,10 @@
         <w:t xml:space="preserve">LPM focus:</w:t>
       </w:r>
       <w:r>
-        <w:t xml:space="preserve"> stakeholder management, psychological safety, delegation under pressure.</w:t>
+        <w:t xml:space="preserve"> </w:t>
+      </w:r>
+      <w:r>
+        <w:t xml:space="preserve">stakeholder management, psychological safety, delegation under pressure.</w:t>
       </w:r>
     </w:p>
     <w:p>
@@ -1032,7 +1261,13 @@
         <w:t xml:space="preserve">Run in Rose:</w:t>
       </w:r>
       <w:r>
-        <w:t xml:space="preserve"> the seeded </w:t>
+        <w:t xml:space="preserve"> </w:t>
+      </w:r>
+      <w:r>
+        <w:t xml:space="preserve">the seeded</w:t>
+      </w:r>
+      <w:r>
+        <w:t xml:space="preserve"> </w:t>
       </w:r>
       <w:r>
         <w:rPr>
@@ -1041,7 +1276,13 @@
         <w:t xml:space="preserve">EHR vendor notice — contract vs demands (W2)</w:t>
       </w:r>
       <w:r>
-        <w:t xml:space="preserve"> crisis workflow (delegation under pressure); then </w:t>
+        <w:t xml:space="preserve"> </w:t>
+      </w:r>
+      <w:r>
+        <w:t xml:space="preserve">crisis workflow (delegation under pressure); then</w:t>
+      </w:r>
+      <w:r>
+        <w:t xml:space="preserve"> </w:t>
       </w:r>
       <w:r>
         <w:rPr>
@@ -1050,7 +1291,10 @@
         <w:t xml:space="preserve">Stakeholder update — persona-tuned (W2)</w:t>
       </w:r>
       <w:r>
-        <w:t xml:space="preserve"> to see one message rewritten for Keller, Wu and Okoye.</w:t>
+        <w:t xml:space="preserve"> </w:t>
+      </w:r>
+      <w:r>
+        <w:t xml:space="preserve">to see one message rewritten for Keller, Wu and Okoye.</w:t>
       </w:r>
     </w:p>
     <w:p>
@@ -1068,7 +1312,25 @@
         <w:t xml:space="preserve">Objective:</w:t>
       </w:r>
       <w:r>
-        <w:t xml:space="preserve"> students adapt communication to stakeholder style and honour "Stop the Line".</w:t>
+        <w:t xml:space="preserve"> </w:t>
+      </w:r>
+      <w:r>
+        <w:t xml:space="preserve">students adapt communication to stakeholder style and honour</w:t>
+      </w:r>
+      <w:r>
+        <w:t xml:space="preserve"> </w:t>
+      </w:r>
+      <w:r>
+        <w:t xml:space="preserve">“</w:t>
+      </w:r>
+      <w:r>
+        <w:t xml:space="preserve">Stop the Line</w:t>
+      </w:r>
+      <w:r>
+        <w:t xml:space="preserve">”</w:t>
+      </w:r>
+      <w:r>
+        <w:t xml:space="preserve">.</w:t>
       </w:r>
     </w:p>
     <w:p>
@@ -1086,7 +1348,13 @@
         <w:t xml:space="preserve">Facilitate:</w:t>
       </w:r>
       <w:r>
-        <w:t xml:space="preserve"> contrast the three persona versions — what changed and why? Use the </w:t>
+        <w:t xml:space="preserve"> </w:t>
+      </w:r>
+      <w:r>
+        <w:t xml:space="preserve">contrast the three persona versions — what changed and why? Use the</w:t>
+      </w:r>
+      <w:r>
+        <w:t xml:space="preserve"> </w:t>
       </w:r>
       <w:r>
         <w:rPr>
@@ -1095,7 +1363,13 @@
         <w:t xml:space="preserve">plan-approval gate</w:t>
       </w:r>
       <w:r>
-        <w:t xml:space="preserve"> as the delegation/supervision artefact. The </w:t>
+        <w:t xml:space="preserve"> </w:t>
+      </w:r>
+      <w:r>
+        <w:t xml:space="preserve">as the delegation/supervision artefact. The</w:t>
+      </w:r>
+      <w:r>
+        <w:t xml:space="preserve"> </w:t>
       </w:r>
       <w:r>
         <w:rPr>
@@ -1104,14 +1378,17 @@
         <w:t xml:space="preserve">Stop the Line</w:t>
       </w:r>
       <w:r>
-        <w:t xml:space="preserve"> clause template models the escalation norm.</w:t>
+        <w:t xml:space="preserve"> </w:t>
+      </w:r>
+      <w:r>
+        <w:t xml:space="preserve">clause template models the escalation norm.</w:t>
       </w:r>
     </w:p>
     <w:p>
       <w:pPr>
         <w:pStyle w:val="Heading3"/>
       </w:pPr>
-      <w:bookmarkStart w:id="27" w:name="Xba3adb8345fa343ddebc0f6a220c49532fc3731"/>
+      <w:bookmarkStart w:id="27" w:name="X7560c15f82085f854eff2496f08b83ffa1aac57"/>
       <w:r>
         <w:t xml:space="preserve">Week 3 — Process optimisation &amp; design thinking</w:t>
       </w:r>
@@ -1132,7 +1409,10 @@
         <w:t xml:space="preserve">LPM focus:</w:t>
       </w:r>
       <w:r>
-        <w:t xml:space="preserve"> process design, Lean/waste, design thinking.</w:t>
+        <w:t xml:space="preserve"> </w:t>
+      </w:r>
+      <w:r>
+        <w:t xml:space="preserve">process design, Lean/waste, design thinking.</w:t>
       </w:r>
     </w:p>
     <w:p>
@@ -1159,7 +1439,13 @@
         <w:t xml:space="preserve">Map and diagnose a process — SIPOC + waste (W3)</w:t>
       </w:r>
       <w:r>
-        <w:t xml:space="preserve"> over </w:t>
+        <w:t xml:space="preserve"> </w:t>
+      </w:r>
+      <w:r>
+        <w:t xml:space="preserve">over</w:t>
+      </w:r>
+      <w:r>
+        <w:t xml:space="preserve"> </w:t>
       </w:r>
       <w:r>
         <w:rPr>
@@ -1168,7 +1454,10 @@
         <w:t xml:space="preserve">NexaCare_MSA process.pdf</w:t>
       </w:r>
       <w:r>
-        <w:t xml:space="preserve">; then </w:t>
+        <w:t xml:space="preserve">; then</w:t>
+      </w:r>
+      <w:r>
+        <w:t xml:space="preserve"> </w:t>
       </w:r>
       <w:r>
         <w:rPr>
@@ -1177,7 +1466,10 @@
         <w:t xml:space="preserve">Design-thinking ideation (W3)</w:t>
       </w:r>
       <w:r>
-        <w:t xml:space="preserve"> on the top pain point.</w:t>
+        <w:t xml:space="preserve"> </w:t>
+      </w:r>
+      <w:r>
+        <w:t xml:space="preserve">on the top pain point.</w:t>
       </w:r>
     </w:p>
     <w:p>
@@ -1195,7 +1487,10 @@
         <w:t xml:space="preserve">Objective:</w:t>
       </w:r>
       <w:r>
-        <w:t xml:space="preserve"> students can map a process, find waste, and move from pain point to prioritised solution.</w:t>
+        <w:t xml:space="preserve"> </w:t>
+      </w:r>
+      <w:r>
+        <w:t xml:space="preserve">students can map a process, find waste, and move from pain point to prioritised solution.</w:t>
       </w:r>
     </w:p>
     <w:p>
@@ -1213,14 +1508,35 @@
         <w:t xml:space="preserve">Facilitate:</w:t>
       </w:r>
       <w:r>
-        <w:t xml:space="preserve"> does Rose's SIPOC match the real handoffs in the WBS? Which "Quick Win" would you actually run? The continuous-improvement retro clause supports the debrief milestone.</w:t>
+        <w:t xml:space="preserve"> </w:t>
+      </w:r>
+      <w:r>
+        <w:t xml:space="preserve">does Rose’s SIPOC match the real handoffs in the WBS? Which</w:t>
+      </w:r>
+      <w:r>
+        <w:t xml:space="preserve"> </w:t>
+      </w:r>
+      <w:r>
+        <w:t xml:space="preserve">“</w:t>
+      </w:r>
+      <w:r>
+        <w:t xml:space="preserve">Quick Win</w:t>
+      </w:r>
+      <w:r>
+        <w:t xml:space="preserve">”</w:t>
+      </w:r>
+      <w:r>
+        <w:t xml:space="preserve"> </w:t>
+      </w:r>
+      <w:r>
+        <w:t xml:space="preserve">would you actually run? The continuous-improvement retro clause supports the debrief milestone.</w:t>
       </w:r>
     </w:p>
     <w:p>
       <w:pPr>
         <w:pStyle w:val="Heading3"/>
       </w:pPr>
-      <w:bookmarkStart w:id="28" w:name="week-4--data-ai--legal-technology"/>
+      <w:bookmarkStart w:id="28" w:name="week-4-data-ai-legal-technology"/>
       <w:r>
         <w:t xml:space="preserve">Week 4 — Data, AI &amp; legal technology</w:t>
       </w:r>
@@ -1241,7 +1557,13 @@
         <w:t xml:space="preserve">LPM focus:</w:t>
       </w:r>
       <w:r>
-        <w:t xml:space="preserve"> personas &amp; journeys, legal-tech procurement, </w:t>
+        <w:t xml:space="preserve"> </w:t>
+      </w:r>
+      <w:r>
+        <w:t xml:space="preserve">personas &amp; journeys, legal-tech procurement,</w:t>
+      </w:r>
+      <w:r>
+        <w:t xml:space="preserve"> </w:t>
       </w:r>
       <w:r>
         <w:rPr>
@@ -1277,7 +1599,13 @@
         <w:t xml:space="preserve">User-journey map for a stakeholder (W4)</w:t>
       </w:r>
       <w:r>
-        <w:t xml:space="preserve"> (name a persona); build a </w:t>
+        <w:t xml:space="preserve"> </w:t>
+      </w:r>
+      <w:r>
+        <w:t xml:space="preserve">(name a persona); build a</w:t>
+      </w:r>
+      <w:r>
+        <w:t xml:space="preserve"> </w:t>
       </w:r>
       <w:r>
         <w:rPr>
@@ -1286,7 +1614,10 @@
         <w:t xml:space="preserve">Plan on a page</w:t>
       </w:r>
       <w:r>
-        <w:t xml:space="preserve"> for a quick win (clause template); then the governance activity below.</w:t>
+        <w:t xml:space="preserve"> </w:t>
+      </w:r>
+      <w:r>
+        <w:t xml:space="preserve">for a quick win (clause template); then the governance activity below.</w:t>
       </w:r>
     </w:p>
     <w:p>
@@ -1304,13 +1635,25 @@
         <w:t xml:space="preserve">Governance activity (the distinctive one):</w:t>
       </w:r>
       <w:r>
-        <w:t xml:space="preserve"> have students run any prior Rose output through </w:t>
-      </w:r>
-      <w:r>
-        <w:rPr>
-          <w:b/>
-        </w:rPr>
-        <w:t xml:space="preserve">review against the </w:t>
+        <w:t xml:space="preserve"> </w:t>
+      </w:r>
+      <w:r>
+        <w:t xml:space="preserve">have students run any prior Rose output through</w:t>
+      </w:r>
+      <w:r>
+        <w:t xml:space="preserve"> </w:t>
+      </w:r>
+      <w:r>
+        <w:rPr>
+          <w:b/>
+        </w:rPr>
+        <w:t xml:space="preserve">review against the</w:t>
+      </w:r>
+      <w:r>
+        <w:rPr>
+          <w:b/>
+        </w:rPr>
+        <w:t xml:space="preserve"> </w:t>
       </w:r>
       <w:r>
         <w:rPr>
@@ -1323,10 +1666,19 @@
         <w:rPr>
           <w:b/>
         </w:rPr>
-        <w:t xml:space="preserve"> playbook</w:t>
-      </w:r>
-      <w:r>
-        <w:t xml:space="preserve">. The playbook encodes </w:t>
+        <w:t xml:space="preserve"> </w:t>
+      </w:r>
+      <w:r>
+        <w:rPr>
+          <w:b/>
+        </w:rPr>
+        <w:t xml:space="preserve">playbook</w:t>
+      </w:r>
+      <w:r>
+        <w:t xml:space="preserve">. The playbook encodes</w:t>
+      </w:r>
+      <w:r>
+        <w:t xml:space="preserve"> </w:t>
       </w:r>
       <w:r>
         <w:rPr>
@@ -1335,16 +1687,28 @@
         <w:t xml:space="preserve">SC Gen 23</w:t>
       </w:r>
       <w:r>
-        <w:t xml:space="preserve"> (NSW Supreme Court, commenced 3 Feb 2025) and the </w:t>
-      </w:r>
-      <w:r>
-        <w:rPr>
-          <w:b/>
-        </w:rPr>
-        <w:t xml:space="preserve">joint AI Statement / Solicitor's Guide</w:t>
-      </w:r>
-      <w:r>
-        <w:t xml:space="preserve"> (6 Dec 2024). Key teaching point: SC Gen 23 requires that </w:t>
+        <w:t xml:space="preserve"> </w:t>
+      </w:r>
+      <w:r>
+        <w:t xml:space="preserve">(NSW Supreme Court, commenced 3 Feb 2025) and the</w:t>
+      </w:r>
+      <w:r>
+        <w:t xml:space="preserve"> </w:t>
+      </w:r>
+      <w:r>
+        <w:rPr>
+          <w:b/>
+        </w:rPr>
+        <w:t xml:space="preserve">joint AI Statement / Solicitor’s Guide</w:t>
+      </w:r>
+      <w:r>
+        <w:t xml:space="preserve"> </w:t>
+      </w:r>
+      <w:r>
+        <w:t xml:space="preserve">(6 Dec 2024). Key teaching point: SC Gen 23 requires that</w:t>
+      </w:r>
+      <w:r>
+        <w:t xml:space="preserve"> </w:t>
       </w:r>
       <w:r>
         <w:rPr>
@@ -1353,7 +1717,13 @@
         <w:t xml:space="preserve">every citation be verified and that the verification not be done by GenAI</w:t>
       </w:r>
       <w:r>
-        <w:t xml:space="preserve"> — which is exactly why Rose routes verification to a human via the Verify page. Show the </w:t>
+        <w:t xml:space="preserve"> </w:t>
+      </w:r>
+      <w:r>
+        <w:t xml:space="preserve">— which is exactly why Rose routes verification to a human via the Verify page. Show the</w:t>
+      </w:r>
+      <w:r>
+        <w:t xml:space="preserve"> </w:t>
       </w:r>
       <w:r>
         <w:rPr>
@@ -1362,7 +1732,13 @@
         <w:t xml:space="preserve">audit log</w:t>
       </w:r>
       <w:r>
-        <w:t xml:space="preserve"> and </w:t>
+        <w:t xml:space="preserve"> </w:t>
+      </w:r>
+      <w:r>
+        <w:t xml:space="preserve">and</w:t>
+      </w:r>
+      <w:r>
+        <w:t xml:space="preserve"> </w:t>
       </w:r>
       <w:r>
         <w:rPr>
@@ -1371,7 +1747,10 @@
         <w:t xml:space="preserve">cost tracking</w:t>
       </w:r>
       <w:r>
-        <w:t xml:space="preserve"> as the governance evidence trail.</w:t>
+        <w:t xml:space="preserve"> </w:t>
+      </w:r>
+      <w:r>
+        <w:t xml:space="preserve">as the governance evidence trail.</w:t>
       </w:r>
     </w:p>
     <w:p>
@@ -1389,7 +1768,10 @@
         <w:t xml:space="preserve">Objective:</w:t>
       </w:r>
       <w:r>
-        <w:t xml:space="preserve"> students can state the NSW rules, and can point to the specific tool controls that satisfy (or fail) them.</w:t>
+        <w:t xml:space="preserve"> </w:t>
+      </w:r>
+      <w:r>
+        <w:t xml:space="preserve">students can state the NSW rules, and can point to the specific tool controls that satisfy (or fail) them.</w:t>
       </w:r>
     </w:p>
     <w:p>
@@ -1416,14 +1798,17 @@
         <w:t xml:space="preserve">should generative AI be allowed in delivering legal services?</w:t>
       </w:r>
       <w:r>
-        <w:t xml:space="preserve"> — now grounded in a tool they have used and its actual guardrails.</w:t>
+        <w:t xml:space="preserve"> </w:t>
+      </w:r>
+      <w:r>
+        <w:t xml:space="preserve">— now grounded in a tool they have used and its actual guardrails.</w:t>
       </w:r>
     </w:p>
     <w:p>
       <w:pPr>
         <w:pStyle w:val="Heading3"/>
       </w:pPr>
-      <w:bookmarkStart w:id="29" w:name="Xc7f5b3e2edacca112daa6c47ac6a97a7b7beb4b"/>
+      <w:bookmarkStart w:id="29" w:name="Xd19662ffb27c9ac091d408a276cd0453bc346b2"/>
       <w:r>
         <w:t xml:space="preserve">Week 7 — Demand management, right-sourcing &amp; risk</w:t>
       </w:r>
@@ -1444,7 +1829,10 @@
         <w:t xml:space="preserve">LPM focus:</w:t>
       </w:r>
       <w:r>
-        <w:t xml:space="preserve"> disaggregation, ALSPs, commoditisation, risk &amp; quality management.</w:t>
+        <w:t xml:space="preserve"> </w:t>
+      </w:r>
+      <w:r>
+        <w:t xml:space="preserve">disaggregation, ALSPs, commoditisation, risk &amp; quality management.</w:t>
       </w:r>
     </w:p>
     <w:p>
@@ -1471,7 +1859,13 @@
         <w:t xml:space="preserve">Right-sourcing analysis (W7)</w:t>
       </w:r>
       <w:r>
-        <w:t xml:space="preserve"> → produces the disaggregation register; reviewed automatically against the </w:t>
+        <w:t xml:space="preserve"> </w:t>
+      </w:r>
+      <w:r>
+        <w:t xml:space="preserve">→ produces the disaggregation register; reviewed automatically against the</w:t>
+      </w:r>
+      <w:r>
+        <w:t xml:space="preserve"> </w:t>
       </w:r>
       <w:r>
         <w:rPr>
@@ -1480,7 +1874,13 @@
         <w:t xml:space="preserve">Right-sourcing risk &amp; quality gates</w:t>
       </w:r>
       <w:r>
-        <w:t xml:space="preserve"> playbook. Pair with a </w:t>
+        <w:t xml:space="preserve"> </w:t>
+      </w:r>
+      <w:r>
+        <w:t xml:space="preserve">playbook. Pair with a</w:t>
+      </w:r>
+      <w:r>
+        <w:t xml:space="preserve"> </w:t>
       </w:r>
       <w:r>
         <w:rPr>
@@ -1489,7 +1889,10 @@
         <w:t xml:space="preserve">TSA review</w:t>
       </w:r>
       <w:r>
-        <w:t xml:space="preserve"> tabular run.</w:t>
+        <w:t xml:space="preserve"> </w:t>
+      </w:r>
+      <w:r>
+        <w:t xml:space="preserve">tabular run.</w:t>
       </w:r>
     </w:p>
     <w:p>
@@ -1507,7 +1910,10 @@
         <w:t xml:space="preserve">Objective:</w:t>
       </w:r>
       <w:r>
-        <w:t xml:space="preserve"> students can decide keep/delegate/commoditise/outsource/automate for each task and defend it on risk, complexity and cost.</w:t>
+        <w:t xml:space="preserve"> </w:t>
+      </w:r>
+      <w:r>
+        <w:t xml:space="preserve">students can decide keep/delegate/commoditise/outsource/automate for each task and defend it on risk, complexity and cost.</w:t>
       </w:r>
     </w:p>
     <w:p>
@@ -1525,14 +1931,17 @@
         <w:t xml:space="preserve">Facilitate:</w:t>
       </w:r>
       <w:r>
-        <w:t xml:space="preserve"> which tasks are safe to outsource, and which fail a quality gate? Connect to the billable-hour debate.</w:t>
+        <w:t xml:space="preserve"> </w:t>
+      </w:r>
+      <w:r>
+        <w:t xml:space="preserve">which tasks are safe to outsource, and which fail a quality gate? Connect to the billable-hour debate.</w:t>
       </w:r>
     </w:p>
     <w:p>
       <w:pPr>
         <w:pStyle w:val="Heading3"/>
       </w:pPr>
-      <w:bookmarkStart w:id="30" w:name="week-8--professional-ethics-cx--ex"/>
+      <w:bookmarkStart w:id="30" w:name="week-8-professional-ethics-cx-ex"/>
       <w:r>
         <w:t xml:space="preserve">Week 8 — Professional ethics; CX &amp; EX</w:t>
       </w:r>
@@ -1543,60 +1952,491 @@
         <w:pStyle w:val="FirstParagraph"/>
       </w:pPr>
       <w:r>
-        <w:t xml:space="preserve">See the CX/EX deep dive in §5. For </w:t>
-      </w:r>
-      <w:r>
-        <w:rPr>
-          <w:b/>
-        </w:rPr>
-        <w:t xml:space="preserve">ethics</w:t>
-      </w:r>
-      <w:r>
-        <w:t xml:space="preserve">, run </w:t>
+        <w:rPr>
+          <w:b/>
+        </w:rPr>
+        <w:t xml:space="preserve">Rebuilt July 2026 — see</w:t>
+      </w:r>
+      <w:r>
+        <w:rPr>
+          <w:b/>
+        </w:rPr>
+        <w:t xml:space="preserve"> </w:t>
+      </w:r>
+      <w:r>
+        <w:rPr>
+          <w:rStyle w:val="VerbatimChar"/>
+          <w:b/>
+        </w:rPr>
+        <w:t xml:space="preserve">WEEK8_v2_RUNSHEET.md</w:t>
+      </w:r>
+      <w:r>
+        <w:rPr>
+          <w:b/>
+        </w:rPr>
+        <w:t xml:space="preserve"> </w:t>
+      </w:r>
+      <w:r>
+        <w:rPr>
+          <w:b/>
+        </w:rPr>
+        <w:t xml:space="preserve">for the full session plan.</w:t>
+      </w:r>
+      <w:r>
+        <w:t xml:space="preserve"> </w:t>
+      </w:r>
+      <w:r>
+        <w:t xml:space="preserve">Twelve workflows now, not eight, with prompts carrying the actual frameworks</w:t>
+      </w:r>
+      <w:r>
+        <w:t xml:space="preserve"> </w:t>
+      </w:r>
+      <w:r>
+        <w:t xml:space="preserve">(ASCR rr 4/7/9/17/19/37, LPUL ss 3/172/173, the OLSC complaint drivers, the CX</w:t>
+      </w:r>
+      <w:r>
+        <w:t xml:space="preserve"> </w:t>
+      </w:r>
+      <w:r>
+        <w:t xml:space="preserve">lifecycle, NPS, Green on culture, Legg on ethical fading and practical wisdom).</w:t>
+      </w:r>
+      <w:r>
+        <w:t xml:space="preserve"> </w:t>
+      </w:r>
+      <w:r>
+        <w:t xml:space="preserve">Evidence comes from the K&amp;S practice-management MCP rather than invention, and</w:t>
+      </w:r>
+      <w:r>
+        <w:t xml:space="preserve"> </w:t>
+      </w:r>
+      <w:r>
+        <w:t xml:space="preserve">the exercises now span tabular review, Deep-verify, the knowledge base,</w:t>
+      </w:r>
+      <w:r>
+        <w:t xml:space="preserve"> </w:t>
+      </w:r>
+      <w:r>
+        <w:t xml:space="preserve">playbooks, clauses, lists and export. Seed:</w:t>
+      </w:r>
+      <w:r>
+        <w:t xml:space="preserve"> </w:t>
+      </w:r>
+      <w:r>
+        <w:rPr>
+          <w:rStyle w:val="VerbatimChar"/>
+        </w:rPr>
+        <w:t xml:space="preserve">seed/week8_v2.sql</w:t>
+      </w:r>
+      <w:r>
+        <w:t xml:space="preserve">; Library</w:t>
+      </w:r>
+      <w:r>
+        <w:t xml:space="preserve"> </w:t>
+      </w:r>
+      <w:r>
+        <w:t xml:space="preserve">content:</w:t>
+      </w:r>
+      <w:r>
+        <w:t xml:space="preserve"> </w:t>
+      </w:r>
+      <w:r>
+        <w:rPr>
+          <w:rStyle w:val="VerbatimChar"/>
+        </w:rPr>
+        <w:t xml:space="preserve">week8-library/docx/</w:t>
+      </w:r>
+      <w:r>
+        <w:t xml:space="preserve">.</w:t>
+      </w:r>
+    </w:p>
+    <w:p>
+      <w:pPr>
+        <w:pStyle w:val="Heading3"/>
+      </w:pPr>
+      <w:bookmarkStart w:id="31" w:name="week-9-transformation-change-management"/>
+      <w:r>
+        <w:t xml:space="preserve">Week 9 — Transformation &amp; change management</w:t>
+      </w:r>
+      <w:bookmarkEnd w:id="31"/>
+    </w:p>
+    <w:p>
+      <w:pPr>
+        <w:pStyle w:val="FirstParagraph"/>
+      </w:pPr>
+      <w:r>
+        <w:rPr>
+          <w:b/>
+        </w:rPr>
+        <w:t xml:space="preserve">Rebuilt July 2026 — see</w:t>
+      </w:r>
+      <w:r>
+        <w:rPr>
+          <w:b/>
+        </w:rPr>
+        <w:t xml:space="preserve"> </w:t>
+      </w:r>
+      <w:r>
+        <w:rPr>
+          <w:rStyle w:val="VerbatimChar"/>
+          <w:b/>
+        </w:rPr>
+        <w:t xml:space="preserve">WEEK9_RUNSHEET.md</w:t>
+      </w:r>
+      <w:r>
+        <w:rPr>
+          <w:b/>
+        </w:rPr>
+        <w:t xml:space="preserve"> </w:t>
+      </w:r>
+      <w:r>
+        <w:rPr>
+          <w:b/>
+        </w:rPr>
+        <w:t xml:space="preserve">for the full session plan.</w:t>
+      </w:r>
+      <w:r>
+        <w:t xml:space="preserve"> </w:t>
+      </w:r>
+      <w:r>
+        <w:t xml:space="preserve">Ten workflows replace the single</w:t>
+      </w:r>
+      <w:r>
+        <w:t xml:space="preserve"> </w:t>
       </w:r>
       <w:r>
         <w:rPr>
           <w:i/>
         </w:rPr>
-        <w:t xml:space="preserve">LPM ethics check (W8)</w:t>
-      </w:r>
-      <w:r>
-        <w:t xml:space="preserve"> on a proposed action (for example "compress diligence two weeks and lean on AI review"); it reviews against the governance playbook and surfaces where commercial pressure conflicts with obligation. Tie to Rogers &amp; Dombkins and Legg.</w:t>
+        <w:t xml:space="preserve">Change plan — Kotter 8-step (W9)</w:t>
+      </w:r>
+      <w:r>
+        <w:t xml:space="preserve"> </w:t>
+      </w:r>
+      <w:r>
+        <w:t xml:space="preserve">stub, which</w:t>
+      </w:r>
+      <w:r>
+        <w:t xml:space="preserve"> </w:t>
+      </w:r>
+      <w:r>
+        <w:t xml:space="preserve">the seed removes. The scenario is implementing the Week-8 client happy path on</w:t>
+      </w:r>
+      <w:r>
+        <w:t xml:space="preserve"> </w:t>
+      </w:r>
+      <w:r>
+        <w:t xml:space="preserve">the NexaCare matter as a 90-day pilot.</w:t>
+      </w:r>
+    </w:p>
+    <w:p>
+      <w:pPr>
+        <w:numPr>
+          <w:ilvl w:val="0"/>
+          <w:numId w:val="1008"/>
+        </w:numPr>
+        <w:pStyle w:val="Compact"/>
+      </w:pPr>
+      <w:r>
+        <w:rPr>
+          <w:b/>
+        </w:rPr>
+        <w:t xml:space="preserve">LPM focus:</w:t>
+      </w:r>
+      <w:r>
+        <w:t xml:space="preserve"> </w:t>
+      </w:r>
+      <w:r>
+        <w:t xml:space="preserve">Kotter’s eight</w:t>
+      </w:r>
+      <w:r>
+        <w:t xml:space="preserve"> </w:t>
+      </w:r>
+      <w:r>
+        <w:rPr>
+          <w:i/>
+        </w:rPr>
+        <w:t xml:space="preserve">errors</w:t>
+      </w:r>
+      <w:r>
+        <w:t xml:space="preserve">, D×V×F&gt;R, Rogers’ diffusion curve,</w:t>
+      </w:r>
+      <w:r>
+        <w:t xml:space="preserve"> </w:t>
+      </w:r>
+      <w:r>
+        <w:t xml:space="preserve">Vroom’s expectancy theory, Prosci ADKAR and change impact assessment, and</w:t>
+      </w:r>
+      <w:r>
+        <w:t xml:space="preserve"> </w:t>
+      </w:r>
+      <w:r>
+        <w:t xml:space="preserve">Rogers &amp; Bell on why professional-services change behaves differently.</w:t>
+      </w:r>
+    </w:p>
+    <w:p>
+      <w:pPr>
+        <w:numPr>
+          <w:ilvl w:val="0"/>
+          <w:numId w:val="1008"/>
+        </w:numPr>
+        <w:pStyle w:val="Compact"/>
+      </w:pPr>
+      <w:r>
+        <w:rPr>
+          <w:b/>
+        </w:rPr>
+        <w:t xml:space="preserve">Run in Rose:</w:t>
+      </w:r>
+      <w:r>
+        <w:t xml:space="preserve"> </w:t>
+      </w:r>
+      <w:r>
+        <w:t xml:space="preserve">urgency from the data → coalition and diffusion map → vision</w:t>
+      </w:r>
+      <w:r>
+        <w:t xml:space="preserve"> </w:t>
+      </w:r>
+      <w:r>
+        <w:t xml:space="preserve">→ communication pack →</w:t>
+      </w:r>
+      <w:r>
+        <w:t xml:space="preserve"> </w:t>
+      </w:r>
+      <w:r>
+        <w:rPr>
+          <w:b/>
+        </w:rPr>
+        <w:t xml:space="preserve">change impact assessment (tabular, 10 typed</w:t>
+      </w:r>
+      <w:r>
+        <w:rPr>
+          <w:b/>
+        </w:rPr>
+        <w:t xml:space="preserve"> </w:t>
+      </w:r>
+      <w:r>
+        <w:rPr>
+          <w:b/>
+        </w:rPr>
+        <w:t xml:space="preserve">columns, one row per persona)</w:t>
+      </w:r>
+      <w:r>
+        <w:t xml:space="preserve"> </w:t>
+      </w:r>
+      <w:r>
+        <w:t xml:space="preserve">→ resistance and loss map → expectancy</w:t>
+      </w:r>
+      <w:r>
+        <w:t xml:space="preserve"> </w:t>
+      </w:r>
+      <w:r>
+        <w:t xml:space="preserve">design → 90-day quick wins →</w:t>
+      </w:r>
+      <w:r>
+        <w:t xml:space="preserve"> </w:t>
+      </w:r>
+      <w:r>
+        <w:rPr>
+          <w:b/>
+        </w:rPr>
+        <w:t xml:space="preserve">Kotter readiness review</w:t>
+      </w:r>
+      <w:r>
+        <w:t xml:space="preserve"> </w:t>
+      </w:r>
+      <w:r>
+        <w:t xml:space="preserve">(hard-marks the</w:t>
+      </w:r>
+      <w:r>
+        <w:t xml:space="preserve"> </w:t>
+      </w:r>
+      <w:r>
+        <w:t xml:space="preserve">group’s own plan) → change pack (export).</w:t>
+      </w:r>
+    </w:p>
+    <w:p>
+      <w:pPr>
+        <w:numPr>
+          <w:ilvl w:val="0"/>
+          <w:numId w:val="1008"/>
+        </w:numPr>
+        <w:pStyle w:val="Compact"/>
+      </w:pPr>
+      <w:r>
+        <w:rPr>
+          <w:b/>
+        </w:rPr>
+        <w:t xml:space="preserve">Evidence:</w:t>
+      </w:r>
+      <w:r>
+        <w:t xml:space="preserve"> </w:t>
+      </w:r>
+      <w:r>
+        <w:t xml:space="preserve">the K&amp;S database, queried by the students. NexaCare has 49</w:t>
+      </w:r>
+      <w:r>
+        <w:t xml:space="preserve"> </w:t>
+      </w:r>
+      <w:r>
+        <w:t xml:space="preserve">tasks, none complete, all overdue, 650 estimated hours against 27 recorded,</w:t>
+      </w:r>
+      <w:r>
+        <w:t xml:space="preserve"> </w:t>
+      </w:r>
+      <w:r>
+        <w:t xml:space="preserve">and a firm-wide ledger with zero contemporaneous entries. They are not told</w:t>
+      </w:r>
+      <w:r>
+        <w:t xml:space="preserve"> </w:t>
+      </w:r>
+      <w:r>
+        <w:t xml:space="preserve">this — workflow 1 makes them find it.</w:t>
+      </w:r>
+    </w:p>
+    <w:p>
+      <w:pPr>
+        <w:numPr>
+          <w:ilvl w:val="0"/>
+          <w:numId w:val="1008"/>
+        </w:numPr>
+        <w:pStyle w:val="Compact"/>
+      </w:pPr>
+      <w:r>
+        <w:rPr>
+          <w:b/>
+        </w:rPr>
+        <w:t xml:space="preserve">Objective:</w:t>
+      </w:r>
+      <w:r>
+        <w:t xml:space="preserve"> </w:t>
+      </w:r>
+      <w:r>
+        <w:t xml:space="preserve">students can build a change approach that answers</w:t>
+      </w:r>
+      <w:r>
+        <w:t xml:space="preserve"> </w:t>
+      </w:r>
+      <w:r>
+        <w:rPr>
+          <w:i/>
+        </w:rPr>
+        <w:t xml:space="preserve">why would</w:t>
+      </w:r>
+      <w:r>
+        <w:rPr>
+          <w:i/>
+        </w:rPr>
+        <w:t xml:space="preserve"> </w:t>
+      </w:r>
+      <w:r>
+        <w:rPr>
+          <w:i/>
+        </w:rPr>
+        <w:t xml:space="preserve">this person actually do it</w:t>
+      </w:r>
+      <w:r>
+        <w:t xml:space="preserve">, evidenced from the firm’s own data, and can</w:t>
+      </w:r>
+      <w:r>
+        <w:t xml:space="preserve"> </w:t>
+      </w:r>
+      <w:r>
+        <w:t xml:space="preserve">hard-mark their own plan against the eight errors.</w:t>
+      </w:r>
+    </w:p>
+    <w:p>
+      <w:pPr>
+        <w:numPr>
+          <w:ilvl w:val="0"/>
+          <w:numId w:val="1008"/>
+        </w:numPr>
+        <w:pStyle w:val="Compact"/>
+      </w:pPr>
+      <w:r>
+        <w:rPr>
+          <w:b/>
+        </w:rPr>
+        <w:t xml:space="preserve">Facilitate:</w:t>
+      </w:r>
+      <w:r>
+        <w:t xml:space="preserve"> </w:t>
+      </w:r>
+      <w:r>
+        <w:t xml:space="preserve">why would James Bentley do this? Not should — would.</w:t>
+      </w:r>
+    </w:p>
+    <w:p>
+      <w:pPr>
+        <w:numPr>
+          <w:ilvl w:val="0"/>
+          <w:numId w:val="1008"/>
+        </w:numPr>
+        <w:pStyle w:val="Compact"/>
+      </w:pPr>
+      <w:r>
+        <w:t xml:space="preserve">Seed:</w:t>
+      </w:r>
+      <w:r>
+        <w:t xml:space="preserve"> </w:t>
+      </w:r>
+      <w:r>
+        <w:rPr>
+          <w:rStyle w:val="VerbatimChar"/>
+        </w:rPr>
+        <w:t xml:space="preserve">seed/week9.sql</w:t>
+      </w:r>
+      <w:r>
+        <w:t xml:space="preserve">; Library content:</w:t>
+      </w:r>
+      <w:r>
+        <w:t xml:space="preserve"> </w:t>
+      </w:r>
+      <w:r>
+        <w:rPr>
+          <w:rStyle w:val="VerbatimChar"/>
+        </w:rPr>
+        <w:t xml:space="preserve">week9-library/docx/</w:t>
+      </w:r>
+      <w:r>
+        <w:t xml:space="preserve"> </w:t>
+      </w:r>
+      <w:r>
+        <w:t xml:space="preserve">plus the seven</w:t>
+      </w:r>
+      <w:r>
+        <w:t xml:space="preserve"> </w:t>
+      </w:r>
+      <w:r>
+        <w:t xml:space="preserve">persona documents in</w:t>
+      </w:r>
+      <w:r>
+        <w:t xml:space="preserve"> </w:t>
+      </w:r>
+      <w:r>
+        <w:rPr>
+          <w:rStyle w:val="VerbatimChar"/>
+        </w:rPr>
+        <w:t xml:space="preserve">week9-library/docx/personas/</w:t>
+      </w:r>
+      <w:r>
+        <w:t xml:space="preserve">.</w:t>
       </w:r>
     </w:p>
     <w:p>
       <w:pPr>
         <w:pStyle w:val="Heading3"/>
       </w:pPr>
-      <w:bookmarkStart w:id="31" w:name="X2592ce9c8a48dbf72b35067b16f69619f089b7c"/>
-      <w:r>
-        <w:t xml:space="preserve">Week 9 — Transformation &amp; change management</w:t>
-      </w:r>
-      <w:bookmarkEnd w:id="31"/>
-    </w:p>
-    <w:p>
-      <w:pPr>
-        <w:numPr>
-          <w:ilvl w:val="0"/>
-          <w:numId w:val="1008"/>
-        </w:numPr>
-        <w:pStyle w:val="Compact"/>
-      </w:pPr>
-      <w:r>
-        <w:rPr>
-          <w:b/>
-        </w:rPr>
-        <w:t xml:space="preserve">LPM focus:</w:t>
-      </w:r>
-      <w:r>
-        <w:t xml:space="preserve"> change management, Kotter, innovation.</w:t>
-      </w:r>
-    </w:p>
-    <w:p>
-      <w:pPr>
-        <w:numPr>
-          <w:ilvl w:val="0"/>
-          <w:numId w:val="1008"/>
+      <w:bookmarkStart w:id="32" w:name="week-10-group-assessment"/>
+      <w:r>
+        <w:t xml:space="preserve">Week 10 — Group assessment</w:t>
+      </w:r>
+      <w:bookmarkEnd w:id="32"/>
+    </w:p>
+    <w:p>
+      <w:pPr>
+        <w:numPr>
+          <w:ilvl w:val="0"/>
+          <w:numId w:val="1009"/>
         </w:numPr>
         <w:pStyle w:val="Compact"/>
       </w:pPr>
@@ -1613,74 +2453,13 @@
         <w:rPr>
           <w:i/>
         </w:rPr>
-        <w:t xml:space="preserve">Change plan — Kotter 8-step (W9)</w:t>
-      </w:r>
-      <w:r>
-        <w:t xml:space="preserve"> for rolling out the client happy path or adopting Rose/LPM firm-wide; includes a resistance map keyed to the K&amp;S partners. Stage ideas with the </w:t>
-      </w:r>
-      <w:r>
-        <w:rPr>
-          <w:i/>
-        </w:rPr>
-        <w:t xml:space="preserve">Innovation one-pager</w:t>
-      </w:r>
-      <w:r>
-        <w:t xml:space="preserve"> clause.</w:t>
-      </w:r>
-    </w:p>
-    <w:p>
-      <w:pPr>
-        <w:numPr>
-          <w:ilvl w:val="0"/>
-          <w:numId w:val="1008"/>
-        </w:numPr>
-        <w:pStyle w:val="Compact"/>
-      </w:pPr>
-      <w:r>
-        <w:rPr>
-          <w:b/>
-        </w:rPr>
-        <w:t xml:space="preserve">Objective:</w:t>
-      </w:r>
-      <w:r>
-        <w:t xml:space="preserve"> students can build an eight-step change plan and anticipate resistance from named stakeholders.</w:t>
-      </w:r>
-    </w:p>
-    <w:p>
-      <w:pPr>
-        <w:pStyle w:val="Heading3"/>
-      </w:pPr>
-      <w:bookmarkStart w:id="32" w:name="week-10--group-assessment"/>
-      <w:r>
-        <w:t xml:space="preserve">Week 10 — Group assessment</w:t>
-      </w:r>
-      <w:bookmarkEnd w:id="32"/>
-    </w:p>
-    <w:p>
-      <w:pPr>
-        <w:numPr>
-          <w:ilvl w:val="0"/>
-          <w:numId w:val="1009"/>
-        </w:numPr>
-        <w:pStyle w:val="Compact"/>
-      </w:pPr>
-      <w:r>
-        <w:rPr>
-          <w:b/>
-        </w:rPr>
-        <w:t xml:space="preserve">Run in Rose:</w:t>
-      </w:r>
-      <w:r>
-        <w:t xml:space="preserve"> </w:t>
-      </w:r>
-      <w:r>
-        <w:rPr>
-          <w:i/>
-        </w:rPr>
         <w:t xml:space="preserve">Group-assessment deliverable builder</w:t>
       </w:r>
       <w:r>
-        <w:t xml:space="preserve"> assembles a group's analysis into a presentation-ready, export-ready pack (DOCX/PDF).</w:t>
+        <w:t xml:space="preserve"> </w:t>
+      </w:r>
+      <w:r>
+        <w:t xml:space="preserve">assembles a group’s analysis into a presentation-ready, export-ready pack (DOCX/PDF).</w:t>
       </w:r>
     </w:p>
     <w:p>
@@ -1694,7 +2473,7 @@
       <w:pPr>
         <w:pStyle w:val="Heading2"/>
       </w:pPr>
-      <w:bookmarkStart w:id="33" w:name="X5e396baebf061c7a2a9578062a5818388123b9a"/>
+      <w:bookmarkStart w:id="33" w:name="X4e3e4b95c52794a4d1588748082321053d29d6b"/>
       <w:r>
         <w:t xml:space="preserve">5. Week-8 deep dive — Client Experience (CX) &amp; Employee Experience (EX)</w:t>
       </w:r>
@@ -1705,35 +2484,90 @@
         <w:pStyle w:val="FirstParagraph"/>
       </w:pPr>
       <w:r>
-        <w:t xml:space="preserve">Six workflows plus a </w:t>
-      </w:r>
-      <w:r>
-        <w:rPr>
-          <w:i/>
-        </w:rPr>
-        <w:t xml:space="preserve">Client &amp; employee experience standards</w:t>
-      </w:r>
-      <w:r>
-        <w:t xml:space="preserve"> playbook and two template clauses (</w:t>
-      </w:r>
-      <w:r>
-        <w:rPr>
-          <w:i/>
-        </w:rPr>
-        <w:t xml:space="preserve">Service recovery note</w:t>
-      </w:r>
-      <w:r>
-        <w:t xml:space="preserve">, </w:t>
-      </w:r>
-      <w:r>
-        <w:rPr>
-          <w:i/>
-        </w:rPr>
-        <w:t xml:space="preserve">Team pulse check</w:t>
-      </w:r>
-      <w:r>
-        <w:t xml:space="preserve">) support this week. A suggested 60-minute flow:</w:t>
-      </w:r>
+        <w:rPr>
+          <w:b/>
+        </w:rPr>
+        <w:t xml:space="preserve">Superseded July 2026.</w:t>
+      </w:r>
+      <w:r>
+        <w:t xml:space="preserve"> </w:t>
+      </w:r>
+      <w:r>
+        <w:t xml:space="preserve">The Week-8 material was rebuilt: twelve workflows, a</w:t>
+      </w:r>
+      <w:r>
+        <w:t xml:space="preserve"> </w:t>
+      </w:r>
+      <w:r>
+        <w:t xml:space="preserve">responsible-AI playbook, five clauses, and a Library set covering the CX/EX and</w:t>
+      </w:r>
+      <w:r>
+        <w:t xml:space="preserve"> </w:t>
+      </w:r>
+      <w:r>
+        <w:t xml:space="preserve">ethics references, an NPS verbatim set, the K&amp;S values/EVP artefacts and eight</w:t>
+      </w:r>
+      <w:r>
+        <w:t xml:space="preserve"> </w:t>
+      </w:r>
+      <w:r>
+        <w:t xml:space="preserve">ethics scenarios.</w:t>
+      </w:r>
+    </w:p>
+    <w:p>
+      <w:pPr>
+        <w:pStyle w:val="BodyText"/>
+      </w:pPr>
+      <w:r>
+        <w:t xml:space="preserve">The session plan, setup steps, facilitation prompts and assessment artefacts</w:t>
+      </w:r>
+      <w:r>
+        <w:t xml:space="preserve"> </w:t>
+      </w:r>
+      <w:r>
+        <w:t xml:space="preserve">are in</w:t>
+      </w:r>
+      <w:r>
+        <w:t xml:space="preserve"> </w:t>
+      </w:r>
+      <w:r>
+        <w:rPr>
+          <w:rStyle w:val="VerbatimChar"/>
+          <w:b/>
+        </w:rPr>
+        <w:t xml:space="preserve">WEEK8_v2_RUNSHEET.md</w:t>
+      </w:r>
+      <w:r>
+        <w:t xml:space="preserve">. One open item is flagged there: six of the</w:t>
+      </w:r>
+      <w:r>
+        <w:t xml:space="preserve"> </w:t>
+      </w:r>
+      <w:r>
+        <w:t xml:space="preserve">twelve workflows use the K&amp;S practice-management MCP connector, which is</w:t>
+      </w:r>
+      <w:r>
+        <w:t xml:space="preserve"> </w:t>
+      </w:r>
+      <w:r>
+        <w:t xml:space="preserve">registered per user and is not reachable by students now that Settings is</w:t>
+      </w:r>
+      <w:r>
+        <w:t xml:space="preserve"> </w:t>
+      </w:r>
+      <w:r>
+        <w:t xml:space="preserve">admin-only.</w:t>
+      </w:r>
+    </w:p>
+    <w:p>
+      <w:pPr>
+        <w:pStyle w:val="Heading2"/>
+      </w:pPr>
+      <w:bookmarkStart w:id="34" w:name="cross-cutting-teaching-hooks"/>
+      <w:r>
+        <w:t xml:space="preserve">6. Cross-cutting teaching hooks</w:t>
+      </w:r>
+      <w:bookmarkEnd w:id="34"/>
     </w:p>
     <w:p>
       <w:pPr>
@@ -1747,37 +2581,13 @@
         <w:rPr>
           <w:b/>
         </w:rPr>
-        <w:t xml:space="preserve">Baseline (CX).</w:t>
-      </w:r>
-      <w:r>
-        <w:t xml:space="preserve"> Run </w:t>
-      </w:r>
-      <w:r>
-        <w:rPr>
-          <w:i/>
-        </w:rPr>
-        <w:t xml:space="preserve">Client experience (CX) audit &amp; scorecard</w:t>
-      </w:r>
-      <w:r>
-        <w:t xml:space="preserve"> → each group gets a RAG scorecard of the matter's touchpoints and an improvement backlog. Discuss: where is the client experience most at risk, and why is it usually a </w:t>
-      </w:r>
-      <w:r>
-        <w:rPr>
-          <w:i/>
-        </w:rPr>
-        <w:t xml:space="preserve">communication</w:t>
-      </w:r>
-      <w:r>
-        <w:t xml:space="preserve"> failure rather than a </w:t>
-      </w:r>
-      <w:r>
-        <w:rPr>
-          <w:i/>
-        </w:rPr>
-        <w:t xml:space="preserve">legal</w:t>
-      </w:r>
-      <w:r>
-        <w:t xml:space="preserve"> one?</w:t>
+        <w:t xml:space="preserve">Verification culture.</w:t>
+      </w:r>
+      <w:r>
+        <w:t xml:space="preserve"> </w:t>
+      </w:r>
+      <w:r>
+        <w:t xml:space="preserve">The seed deliberately never asserts contested law (NSW/QLD lessor-consent statutory overlays; Fair Work transfer-of-business; NDB citations). Students must verify — and the planted QLD property-law question is designed so an unverified model answer is plausibly wrong.</w:t>
       </w:r>
     </w:p>
     <w:p>
@@ -1792,28 +2602,13 @@
         <w:rPr>
           <w:b/>
         </w:rPr>
-        <w:t xml:space="preserve">Recovery (CX).</w:t>
-      </w:r>
-      <w:r>
-        <w:t xml:space="preserve"> Run </w:t>
-      </w:r>
-      <w:r>
-        <w:rPr>
-          <w:i/>
-        </w:rPr>
-        <w:t xml:space="preserve">Service recovery response</w:t>
-      </w:r>
-      <w:r>
-        <w:t xml:space="preserve"> on a seeded failure (e.g. "we missed the lease-consent deadline for the Parramatta premises"). </w:t>
-      </w:r>
-      <w:r>
-        <w:rPr>
-          <w:b/>
-        </w:rPr>
-        <w:t xml:space="preserve">Teaching point built into the workflow:</w:t>
-      </w:r>
-      <w:r>
-        <w:t xml:space="preserve"> the review step flags where a service apology risks becoming a legal admission needing partner/PI sign-off — the CX/ethics tension made concrete.</w:t>
+        <w:t xml:space="preserve">Supervision &amp; governance.</w:t>
+      </w:r>
+      <w:r>
+        <w:t xml:space="preserve"> </w:t>
+      </w:r>
+      <w:r>
+        <w:t xml:space="preserve">Approval gates, role-scoped tools, the audit log, RBAC/ethical walls and per-query cost telemetry map directly onto professional-responsibility discussion (competence, supervision, costs disclosure).</w:t>
       </w:r>
     </w:p>
     <w:p>
@@ -1828,151 +2623,39 @@
         <w:rPr>
           <w:b/>
         </w:rPr>
-        <w:t xml:space="preserve">Listening (CX).</w:t>
-      </w:r>
-      <w:r>
-        <w:t xml:space="preserve"> Run </w:t>
-      </w:r>
-      <w:r>
-        <w:rPr>
-          <w:i/>
-        </w:rPr>
-        <w:t xml:space="preserve">Client feedback synthesis</w:t>
-      </w:r>
-      <w:r>
-        <w:t xml:space="preserve"> on a short set of mock client comments (provide 6–8 lines) to model the data-driven CX reading from the HBR article — themes, sentiment, actions.</w:t>
-      </w:r>
-    </w:p>
-    <w:p>
-      <w:pPr>
-        <w:numPr>
-          <w:ilvl w:val="0"/>
-          <w:numId w:val="1010"/>
-        </w:numPr>
-        <w:pStyle w:val="Compact"/>
-      </w:pPr>
-      <w:r>
-        <w:rPr>
-          <w:b/>
-        </w:rPr>
-        <w:t xml:space="preserve">The team side (EX).</w:t>
-      </w:r>
-      <w:r>
-        <w:t xml:space="preserve"> Run </w:t>
-      </w:r>
-      <w:r>
-        <w:rPr>
-          <w:i/>
-        </w:rPr>
-        <w:t xml:space="preserve">Team experience (EX) &amp; psychological-safety pulse</w:t>
-      </w:r>
-      <w:r>
-        <w:t xml:space="preserve"> — uses the personas' wellbeing cues (Lily's over-commitment, Aisha's anxiety under pressure, David's rigidity, Tom's detail-miss risk). Then </w:t>
-      </w:r>
-      <w:r>
-        <w:rPr>
-          <w:i/>
-        </w:rPr>
-        <w:t xml:space="preserve">Workload &amp; wellbeing rebalance</w:t>
-      </w:r>
-      <w:r>
-        <w:t xml:space="preserve"> to protect a sustainable pace while still meeting the deadline. Keep the framing supportive and non-clinical; the workflows are built to stay within a manager's remit.</w:t>
-      </w:r>
-    </w:p>
-    <w:p>
-      <w:pPr>
-        <w:numPr>
-          <w:ilvl w:val="0"/>
-          <w:numId w:val="1010"/>
-        </w:numPr>
-        <w:pStyle w:val="Compact"/>
-      </w:pPr>
-      <w:r>
-        <w:rPr>
-          <w:b/>
-        </w:rPr>
-        <w:t xml:space="preserve">Synthesis.</w:t>
-      </w:r>
-      <w:r>
-        <w:t xml:space="preserve"> Run </w:t>
-      </w:r>
-      <w:r>
-        <w:rPr>
-          <w:i/>
-        </w:rPr>
-        <w:t xml:space="preserve">Moments that matter — CX/EX map</w:t>
-      </w:r>
-      <w:r>
-        <w:t xml:space="preserve"> to surface where client and employee experience reinforce or </w:t>
-      </w:r>
-      <w:r>
-        <w:rPr>
-          <w:b/>
-        </w:rPr>
-        <w:t xml:space="preserve">conflict</w:t>
-      </w:r>
-      <w:r>
-        <w:t xml:space="preserve"> (compressing the timetable pleases the client but strains the team) — the core Week-8 tension.</w:t>
-      </w:r>
-    </w:p>
-    <w:p>
-      <w:pPr>
-        <w:pStyle w:val="FirstParagraph"/>
-      </w:pPr>
-      <w:r>
-        <w:rPr>
-          <w:b/>
-        </w:rPr>
-        <w:t xml:space="preserve">Facilitation prompts:</w:t>
-      </w:r>
-      <w:r>
-        <w:t xml:space="preserve"> Can a strong culture prevent ethical breaches (Green)? Where did serving the client cost the team, and how would you redesign that moment? Which of Rose's own features support EX (the approval gate distributes accountability; the audit log protects the junior who flagged a risk)?</w:t>
-      </w:r>
-    </w:p>
-    <w:p>
-      <w:pPr>
-        <w:pStyle w:val="BodyText"/>
-      </w:pPr>
-      <w:r>
-        <w:rPr>
-          <w:b/>
-        </w:rPr>
-        <w:t xml:space="preserve">Assessment artefact:</w:t>
-      </w:r>
-      <w:r>
-        <w:t xml:space="preserve"> a one-page "ideal happy path" (Week-8 activity) plus a short EX note on how the accelerated timetable was staffed — both producible with these workflows.</w:t>
-      </w:r>
-    </w:p>
-    <w:p>
-      <w:pPr>
-        <w:pStyle w:val="BodyText"/>
-      </w:pPr>
-      <w:r>
-        <w:rPr>
-          <w:b/>
-        </w:rPr>
-        <w:t xml:space="preserve">Care note for facilitators:</w:t>
-      </w:r>
-      <w:r>
-        <w:t xml:space="preserve"> the EX workflows deliberately avoid clinical or diagnostic language and focus on practical, humane management actions. If real student wellbeing comes up in discussion, direct to UNSW support services rather than treating it as a case-study exercise.</w:t>
-      </w:r>
-    </w:p>
-    <w:p>
-      <w:r>
-        <w:pict>
-          <v:rect style="width:0;height:1.5pt" o:hralign="center" o:hrstd="t" o:hr="t"/>
-        </w:pict>
+        <w:t xml:space="preserve">Answer keys.</w:t>
+      </w:r>
+      <w:r>
+        <w:t xml:space="preserve"> </w:t>
+      </w:r>
+      <w:r>
+        <w:t xml:space="preserve">The planted-deviation answer keys (the five MediTrax overreaches; the benign-NSW vs hostile-QLD leases; the six TSA breaches) are set out in</w:t>
+      </w:r>
+      <w:r>
+        <w:t xml:space="preserve"> </w:t>
+      </w:r>
+      <w:r>
+        <w:rPr>
+          <w:rStyle w:val="VerbatimChar"/>
+        </w:rPr>
+        <w:t xml:space="preserve">teaching-guide.md</w:t>
+      </w:r>
+      <w:r>
+        <w:t xml:space="preserve"> </w:t>
+      </w:r>
+      <w:r>
+        <w:t xml:space="preserve">— use them to mark the substantive weeks objectively.</w:t>
       </w:r>
     </w:p>
     <w:p>
       <w:pPr>
         <w:pStyle w:val="Heading2"/>
       </w:pPr>
-      <w:bookmarkStart w:id="34" w:name="Xecba4ae317347a2059da6793d720a495aa2b742"/>
-      <w:r>
-        <w:t xml:space="preserve">6. Cross-cutting teaching hooks</w:t>
-      </w:r>
-      <w:bookmarkEnd w:id="34"/>
+      <w:bookmarkStart w:id="35" w:name="setup-logistics-the-two-optional-extras"/>
+      <w:r>
+        <w:t xml:space="preserve">7. Setup, logistics &amp; the two optional extras</w:t>
+      </w:r>
+      <w:bookmarkEnd w:id="35"/>
     </w:p>
     <w:p>
       <w:pPr>
@@ -1986,10 +2669,13 @@
         <w:rPr>
           <w:b/>
         </w:rPr>
-        <w:t xml:space="preserve">Verification culture.</w:t>
-      </w:r>
-      <w:r>
-        <w:t xml:space="preserve"> The seed deliberately never asserts contested law (NSW/QLD lessor-consent statutory overlays; Fair Work transfer-of-business; NDB citations). Students must verify — and the planted QLD property-law question is designed so an unverified model answer is plausibly wrong.</w:t>
+        <w:t xml:space="preserve">Live now:</w:t>
+      </w:r>
+      <w:r>
+        <w:t xml:space="preserve"> </w:t>
+      </w:r>
+      <w:r>
+        <w:t xml:space="preserve">the MediTrax deadline (Mon 27 Jul 2026) will trigger the app’s deadline notification within a day, so notifications are demonstrable during class.</w:t>
       </w:r>
     </w:p>
     <w:p>
@@ -2004,10 +2690,31 @@
         <w:rPr>
           <w:b/>
         </w:rPr>
-        <w:t xml:space="preserve">Supervision &amp; governance.</w:t>
-      </w:r>
-      <w:r>
-        <w:t xml:space="preserve"> Approval gates, role-scoped tools, the audit log, RBAC/ethical walls and per-query cost telemetry map directly onto professional-responsibility discussion (competence, supervision, costs disclosure).</w:t>
+        <w:t xml:space="preserve">Optional — weekly scheduled status report:</w:t>
+      </w:r>
+      <w:r>
+        <w:t xml:space="preserve"> </w:t>
+      </w:r>
+      <w:r>
+        <w:t xml:space="preserve">now that dates are live, a recurring</w:t>
+      </w:r>
+      <w:r>
+        <w:t xml:space="preserve"> </w:t>
+      </w:r>
+      <w:r>
+        <w:t xml:space="preserve">“</w:t>
+      </w:r>
+      <w:r>
+        <w:t xml:space="preserve">matter status report</w:t>
+      </w:r>
+      <w:r>
+        <w:t xml:space="preserve">”</w:t>
+      </w:r>
+      <w:r>
+        <w:t xml:space="preserve"> </w:t>
+      </w:r>
+      <w:r>
+        <w:t xml:space="preserve">can be scheduled (RAG health, CP tracker, deadlines, spend vs milestones). Ask and it can be set up in minutes.</w:t>
       </w:r>
     </w:p>
     <w:p>
@@ -2022,90 +2729,20 @@
         <w:rPr>
           <w:b/>
         </w:rPr>
-        <w:t xml:space="preserve">Answer keys.</w:t>
-      </w:r>
-      <w:r>
-        <w:t xml:space="preserve"> The planted-deviation answer keys (the five MediTrax overreaches; the benign-NSW vs hostile-QLD leases; the six TSA breaches) are set out in </w:t>
-      </w:r>
-      <w:r>
-        <w:rPr>
-          <w:rStyle w:val="VerbatimChar"/>
-        </w:rPr>
-        <w:t xml:space="preserve">teaching-guide.md</w:t>
-      </w:r>
-      <w:r>
-        <w:t xml:space="preserve"> — use them to mark the substantive weeks objectively.</w:t>
-      </w:r>
-    </w:p>
-    <w:p>
-      <w:pPr>
-        <w:pStyle w:val="Heading2"/>
-      </w:pPr>
-      <w:bookmarkStart w:id="35" w:name="X67373199054f4fa2db4542480b8457f7cf6bcbd"/>
-      <w:r>
-        <w:t xml:space="preserve">7. Setup, logistics &amp; the two optional extras</w:t>
-      </w:r>
-      <w:bookmarkEnd w:id="35"/>
-    </w:p>
-    <w:p>
-      <w:pPr>
-        <w:numPr>
-          <w:ilvl w:val="0"/>
-          <w:numId w:val="1012"/>
-        </w:numPr>
-        <w:pStyle w:val="Compact"/>
-      </w:pPr>
-      <w:r>
-        <w:rPr>
-          <w:b/>
-        </w:rPr>
-        <w:t xml:space="preserve">Live now:</w:t>
-      </w:r>
-      <w:r>
-        <w:t xml:space="preserve"> the MediTrax deadline (Mon 27 Jul 2026) will trigger the app's deadline notification within a day, so notifications are demonstrable during class.</w:t>
-      </w:r>
-    </w:p>
-    <w:p>
-      <w:pPr>
-        <w:numPr>
-          <w:ilvl w:val="0"/>
-          <w:numId w:val="1012"/>
-        </w:numPr>
-        <w:pStyle w:val="Compact"/>
-      </w:pPr>
-      <w:r>
-        <w:rPr>
-          <w:b/>
-        </w:rPr>
-        <w:t xml:space="preserve">Optional — weekly scheduled status report:</w:t>
-      </w:r>
-      <w:r>
-        <w:t xml:space="preserve"> now that dates are live, a recurring "matter status report" can be scheduled (RAG health, CP tracker, deadlines, spend vs milestones). Ask and it can be set up in minutes.</w:t>
-      </w:r>
-    </w:p>
-    <w:p>
-      <w:pPr>
-        <w:numPr>
-          <w:ilvl w:val="0"/>
-          <w:numId w:val="1012"/>
-        </w:numPr>
-        <w:pStyle w:val="Compact"/>
-      </w:pPr>
-      <w:r>
-        <w:rPr>
-          <w:b/>
-        </w:rPr>
         <w:t xml:space="preserve">Optional — live dashboard artefact:</w:t>
       </w:r>
       <w:r>
-        <w:t xml:space="preserve"> a re-openable matter dashboard (deadlines, list items, spend) for the Week-4 metrics discussion. Available on request.</w:t>
-      </w:r>
-    </w:p>
-    <w:p>
-      <w:pPr>
-        <w:numPr>
-          <w:ilvl w:val="0"/>
-          <w:numId w:val="1012"/>
+        <w:t xml:space="preserve"> </w:t>
+      </w:r>
+      <w:r>
+        <w:t xml:space="preserve">a re-openable matter dashboard (deadlines, list items, spend) for the Week-4 metrics discussion. Available on request.</w:t>
+      </w:r>
+    </w:p>
+    <w:p>
+      <w:pPr>
+        <w:numPr>
+          <w:ilvl w:val="0"/>
+          <w:numId w:val="1011"/>
         </w:numPr>
         <w:pStyle w:val="Compact"/>
       </w:pPr>
@@ -2116,14 +2753,17 @@
         <w:t xml:space="preserve">Regwatch caveat:</w:t>
       </w:r>
       <w:r>
-        <w:t xml:space="preserve"> the AI-guidance watch uses the closest official government feeds (OAIC, Federal Register of Legislation); SC Gen 23 and Law Society protocol updates are a manual-tracking item because those bodies are not government-RSS sources (consistent with the no-scrape rule).</w:t>
-      </w:r>
-    </w:p>
-    <w:p>
-      <w:pPr>
-        <w:numPr>
-          <w:ilvl w:val="0"/>
-          <w:numId w:val="1012"/>
+        <w:t xml:space="preserve"> </w:t>
+      </w:r>
+      <w:r>
+        <w:t xml:space="preserve">the AI-guidance watch uses the closest official government feeds (OAIC, Federal Register of Legislation); SC Gen 23 and Law Society protocol updates are a manual-tracking item because those bodies are not government-RSS sources (consistent with the no-scrape rule).</w:t>
+      </w:r>
+    </w:p>
+    <w:p>
+      <w:pPr>
+        <w:numPr>
+          <w:ilvl w:val="0"/>
+          <w:numId w:val="1011"/>
         </w:numPr>
         <w:pStyle w:val="Compact"/>
       </w:pPr>
@@ -2134,7 +2774,10 @@
         <w:t xml:space="preserve">Per-cohort reset:</w:t>
       </w:r>
       <w:r>
-        <w:t xml:space="preserve"> the hybrid model shares one instructor-owned project with students as editors; students create their own runs and tabular reviews inside it. To re-anchor dates for a later block, re-run the date-shift with a new target Monday.</w:t>
+        <w:t xml:space="preserve"> </w:t>
+      </w:r>
+      <w:r>
+        <w:t xml:space="preserve">the hybrid model shares one instructor-owned project with students as editors; students create their own runs and tabular reviews inside it. To re-anchor dates for a later block, re-run the date-shift with a new target Monday.</w:t>
       </w:r>
     </w:p>
     <w:sectPr/>
@@ -2270,7 +2913,7 @@
       </w:pPr>
     </w:lvl>
   </w:abstractNum>
-  <w:abstractNum w:abstractNumId="99211">
+  <w:abstractNum w:abstractNumId="99411">
     <w:nsid w:val="ea454b4c"/>
     <w:multiLevelType w:val="multilevel"/>
     <w:lvl w:ilvl="0">
@@ -2287,7 +2930,7 @@
     </w:lvl>
     <w:lvl w:ilvl="1">
       <w:start w:val="1"/>
-      <w:numFmt w:val="lowerLetter"/>
+      <w:numFmt w:val="decimal"/>
       <w:lvlText w:val="%2."/>
       <w:lvlJc w:val="left"/>
       <w:pPr>
@@ -2299,7 +2942,7 @@
     </w:lvl>
     <w:lvl w:ilvl="2">
       <w:start w:val="1"/>
-      <w:numFmt w:val="lowerRoman"/>
+      <w:numFmt w:val="decimal"/>
       <w:lvlText w:val="%3."/>
       <w:lvlJc w:val="left"/>
       <w:pPr>
@@ -2323,7 +2966,7 @@
     </w:lvl>
     <w:lvl w:ilvl="4">
       <w:start w:val="1"/>
-      <w:numFmt w:val="lowerLetter"/>
+      <w:numFmt w:val="decimal"/>
       <w:lvlText w:val="%5."/>
       <w:lvlJc w:val="left"/>
       <w:pPr>
@@ -2335,7 +2978,7 @@
     </w:lvl>
     <w:lvl w:ilvl="5">
       <w:start w:val="1"/>
-      <w:numFmt w:val="lowerRoman"/>
+      <w:numFmt w:val="decimal"/>
       <w:lvlText w:val="%6."/>
       <w:lvlJc w:val="left"/>
       <w:pPr>
@@ -2359,7 +3002,7 @@
     </w:lvl>
     <w:lvl w:ilvl="7">
       <w:start w:val="1"/>
-      <w:numFmt w:val="lowerLetter"/>
+      <w:numFmt w:val="decimal"/>
       <w:lvlText w:val="%8."/>
       <w:lvlJc w:val="left"/>
       <w:pPr>
@@ -2371,7 +3014,7 @@
     </w:lvl>
     <w:lvl w:ilvl="8">
       <w:start w:val="1"/>
-      <w:numFmt w:val="lowerRoman"/>
+      <w:numFmt w:val="decimal"/>
       <w:lvlText w:val="%9."/>
       <w:lvlJc w:val="left"/>
       <w:pPr>
@@ -2489,7 +3132,7 @@
     <w:abstractNumId w:val="990"/>
   </w:num>
   <w:num w:numId="1001">
-    <w:abstractNumId w:val="99211"/>
+    <w:abstractNumId w:val="99411"/>
     <w:lvlOverride w:ilvl="0">
       <w:startOverride w:val="1"/>
     </w:lvlOverride>
@@ -2519,7 +3162,7 @@
     </w:lvlOverride>
   </w:num>
   <w:num w:numId="1002">
-    <w:abstractNumId w:val="99211"/>
+    <w:abstractNumId w:val="99411"/>
     <w:lvlOverride w:ilvl="0">
       <w:startOverride w:val="1"/>
     </w:lvlOverride>
@@ -2570,39 +3213,9 @@
     <w:abstractNumId w:val="991"/>
   </w:num>
   <w:num w:numId="1010">
-    <w:abstractNumId w:val="99211"/>
-    <w:lvlOverride w:ilvl="0">
-      <w:startOverride w:val="1"/>
-    </w:lvlOverride>
-    <w:lvlOverride w:ilvl="1">
-      <w:startOverride w:val="1"/>
-    </w:lvlOverride>
-    <w:lvlOverride w:ilvl="2">
-      <w:startOverride w:val="1"/>
-    </w:lvlOverride>
-    <w:lvlOverride w:ilvl="3">
-      <w:startOverride w:val="1"/>
-    </w:lvlOverride>
-    <w:lvlOverride w:ilvl="4">
-      <w:startOverride w:val="1"/>
-    </w:lvlOverride>
-    <w:lvlOverride w:ilvl="5">
-      <w:startOverride w:val="1"/>
-    </w:lvlOverride>
-    <w:lvlOverride w:ilvl="6">
-      <w:startOverride w:val="1"/>
-    </w:lvlOverride>
-    <w:lvlOverride w:ilvl="7">
-      <w:startOverride w:val="1"/>
-    </w:lvlOverride>
-    <w:lvlOverride w:ilvl="8">
-      <w:startOverride w:val="1"/>
-    </w:lvlOverride>
+    <w:abstractNumId w:val="991"/>
   </w:num>
   <w:num w:numId="1011">
-    <w:abstractNumId w:val="991"/>
-  </w:num>
-  <w:num w:numId="1012">
     <w:abstractNumId w:val="991"/>
   </w:num>
 </w:numbering>
